--- a/docs/weekly/week1 EN.docx
+++ b/docs/weekly/week1 EN.docx
@@ -355,7 +355,7 @@
     <w:p>
       <w:pPr/>
       <w:r>
-        <w:t xml:space="preserve">All three blockers are solved. One planned check is still open.</w:t>
+        <w:t xml:space="preserve">All three blockers are solved. The planned lineage check is also done.</w:t>
       </w:r>
     </w:p>
     <w:p>
@@ -511,7 +511,7 @@
         <w:rPr>
           <w:b/>
         </w:rPr>
-        <w:t xml:space="preserve">Not done</w:t>
+        <w:t xml:space="preserve">Lineage check (done)</w:t>
       </w:r>
     </w:p>
     <w:p>
@@ -523,7 +523,7 @@
         </w:numPr>
       </w:pPr>
       <w:r>
-        <w:t xml:space="preserve">Checking the foundation-model lineage table for MIT Supercloud (planned).</w:t>
+        <w:t xml:space="preserve">The foundation-model lineage table was checked: no match for MIT Supercloud or PM100 among 401 datasets. Only the Alibaba and Borg cluster traces appear (pre-training data for Toto and Moirai, not for Chronos or TimesFM), so zero-shot results stay secondary with a caveat. Recorded in docs/literature.md.</w:t>
       </w:r>
     </w:p>
     <w:p>
